--- a/Лабораторна робота 1 Звіт.docx
+++ b/Лабораторна робота 1 Звіт.docx
@@ -1222,8 +1222,332 @@
         </w:rPr>
         <w:t xml:space="preserve"> та як їх використовувати?</w:t>
       </w:r>
+    </w:p>
+    <w:p>
+      <w:pPr>
+        <w:pStyle w:val="a7"/>
+        <w:spacing w:before="0" w:beforeAutospacing="0" w:after="0" w:afterAutospacing="0" w:line="360" w:lineRule="auto"/>
+        <w:jc w:val="both"/>
+        <w:rPr>
+          <w:sz w:val="28"/>
+          <w:szCs w:val="28"/>
+          <w:lang w:val="ru-RU"/>
+        </w:rPr>
+      </w:pPr>
       <w:bookmarkStart w:id="0" w:name="_GoBack"/>
+      <w:r>
+        <w:rPr>
+          <w:b/>
+          <w:bCs/>
+          <w:sz w:val="28"/>
+          <w:szCs w:val="28"/>
+        </w:rPr>
+        <w:t xml:space="preserve">Посилання </w:t>
+      </w:r>
+      <w:r>
+        <w:rPr>
+          <w:b/>
+          <w:bCs/>
+          <w:sz w:val="28"/>
+          <w:szCs w:val="28"/>
+        </w:rPr>
+        <w:t xml:space="preserve">на </w:t>
+      </w:r>
+      <w:proofErr w:type="spellStart"/>
+      <w:r>
+        <w:rPr>
+          <w:b/>
+          <w:bCs/>
+          <w:sz w:val="28"/>
+          <w:szCs w:val="28"/>
+        </w:rPr>
+        <w:t>Git</w:t>
+      </w:r>
+      <w:proofErr w:type="spellEnd"/>
+      <w:r>
+        <w:rPr>
+          <w:b/>
+          <w:bCs/>
+          <w:sz w:val="28"/>
+          <w:szCs w:val="28"/>
+        </w:rPr>
+        <w:t>-репозиторі</w:t>
+      </w:r>
+      <w:r>
+        <w:rPr>
+          <w:b/>
+          <w:bCs/>
+          <w:sz w:val="28"/>
+          <w:szCs w:val="28"/>
+        </w:rPr>
+        <w:t>й</w:t>
+      </w:r>
+      <w:r>
+        <w:rPr>
+          <w:b/>
+          <w:bCs/>
+          <w:sz w:val="28"/>
+          <w:szCs w:val="28"/>
+          <w:lang w:val="ru-RU"/>
+        </w:rPr>
+        <w:t>:</w:t>
+      </w:r>
       <w:bookmarkEnd w:id="0"/>
+      <w:r>
+        <w:rPr>
+          <w:sz w:val="28"/>
+          <w:szCs w:val="28"/>
+          <w:lang w:val="ru-RU"/>
+        </w:rPr>
+        <w:t xml:space="preserve"> </w:t>
+      </w:r>
+      <w:r>
+        <w:rPr>
+          <w:sz w:val="28"/>
+          <w:szCs w:val="28"/>
+          <w:lang w:val="en-US"/>
+        </w:rPr>
+        <w:fldChar w:fldCharType="begin"/>
+      </w:r>
+      <w:r>
+        <w:rPr>
+          <w:sz w:val="28"/>
+          <w:szCs w:val="28"/>
+          <w:lang w:val="ru-RU"/>
+        </w:rPr>
+        <w:instrText xml:space="preserve"> </w:instrText>
+      </w:r>
+      <w:r>
+        <w:rPr>
+          <w:sz w:val="28"/>
+          <w:szCs w:val="28"/>
+          <w:lang w:val="en-US"/>
+        </w:rPr>
+        <w:instrText>HYPERLINK</w:instrText>
+      </w:r>
+      <w:r>
+        <w:rPr>
+          <w:sz w:val="28"/>
+          <w:szCs w:val="28"/>
+          <w:lang w:val="ru-RU"/>
+        </w:rPr>
+        <w:instrText xml:space="preserve"> "</w:instrText>
+      </w:r>
+      <w:r>
+        <w:rPr>
+          <w:sz w:val="28"/>
+          <w:szCs w:val="28"/>
+          <w:lang w:val="en-US"/>
+        </w:rPr>
+        <w:instrText>https</w:instrText>
+      </w:r>
+      <w:r>
+        <w:rPr>
+          <w:sz w:val="28"/>
+          <w:szCs w:val="28"/>
+          <w:lang w:val="ru-RU"/>
+        </w:rPr>
+        <w:instrText>://</w:instrText>
+      </w:r>
+      <w:r>
+        <w:rPr>
+          <w:sz w:val="28"/>
+          <w:szCs w:val="28"/>
+          <w:lang w:val="en-US"/>
+        </w:rPr>
+        <w:instrText>github</w:instrText>
+      </w:r>
+      <w:r>
+        <w:rPr>
+          <w:sz w:val="28"/>
+          <w:szCs w:val="28"/>
+          <w:lang w:val="ru-RU"/>
+        </w:rPr>
+        <w:instrText>.</w:instrText>
+      </w:r>
+      <w:r>
+        <w:rPr>
+          <w:sz w:val="28"/>
+          <w:szCs w:val="28"/>
+          <w:lang w:val="en-US"/>
+        </w:rPr>
+        <w:instrText>com</w:instrText>
+      </w:r>
+      <w:r>
+        <w:rPr>
+          <w:sz w:val="28"/>
+          <w:szCs w:val="28"/>
+          <w:lang w:val="ru-RU"/>
+        </w:rPr>
+        <w:instrText>/</w:instrText>
+      </w:r>
+      <w:r>
+        <w:rPr>
+          <w:sz w:val="28"/>
+          <w:szCs w:val="28"/>
+          <w:lang w:val="en-US"/>
+        </w:rPr>
+        <w:instrText>OleksandrTretiak</w:instrText>
+      </w:r>
+      <w:r>
+        <w:rPr>
+          <w:sz w:val="28"/>
+          <w:szCs w:val="28"/>
+          <w:lang w:val="ru-RU"/>
+        </w:rPr>
+        <w:instrText>1/</w:instrText>
+      </w:r>
+      <w:r>
+        <w:rPr>
+          <w:sz w:val="28"/>
+          <w:szCs w:val="28"/>
+          <w:lang w:val="en-US"/>
+        </w:rPr>
+        <w:instrText>Lab</w:instrText>
+      </w:r>
+      <w:r>
+        <w:rPr>
+          <w:sz w:val="28"/>
+          <w:szCs w:val="28"/>
+          <w:lang w:val="ru-RU"/>
+        </w:rPr>
+        <w:instrText xml:space="preserve">1" </w:instrText>
+      </w:r>
+      <w:r>
+        <w:rPr>
+          <w:sz w:val="28"/>
+          <w:szCs w:val="28"/>
+          <w:lang w:val="en-US"/>
+        </w:rPr>
+      </w:r>
+      <w:r>
+        <w:rPr>
+          <w:sz w:val="28"/>
+          <w:szCs w:val="28"/>
+          <w:lang w:val="en-US"/>
+        </w:rPr>
+        <w:fldChar w:fldCharType="separate"/>
+      </w:r>
+      <w:r>
+        <w:rPr>
+          <w:rStyle w:val="a8"/>
+          <w:sz w:val="28"/>
+          <w:szCs w:val="28"/>
+          <w:lang w:val="en-US"/>
+        </w:rPr>
+        <w:t>https</w:t>
+      </w:r>
+      <w:r>
+        <w:rPr>
+          <w:rStyle w:val="a8"/>
+          <w:sz w:val="28"/>
+          <w:szCs w:val="28"/>
+          <w:lang w:val="ru-RU"/>
+        </w:rPr>
+        <w:t>://</w:t>
+      </w:r>
+      <w:proofErr w:type="spellStart"/>
+      <w:r>
+        <w:rPr>
+          <w:rStyle w:val="a8"/>
+          <w:sz w:val="28"/>
+          <w:szCs w:val="28"/>
+          <w:lang w:val="en-US"/>
+        </w:rPr>
+        <w:t>github</w:t>
+      </w:r>
+      <w:proofErr w:type="spellEnd"/>
+      <w:r>
+        <w:rPr>
+          <w:rStyle w:val="a8"/>
+          <w:sz w:val="28"/>
+          <w:szCs w:val="28"/>
+          <w:lang w:val="ru-RU"/>
+        </w:rPr>
+        <w:t>.</w:t>
+      </w:r>
+      <w:r>
+        <w:rPr>
+          <w:rStyle w:val="a8"/>
+          <w:sz w:val="28"/>
+          <w:szCs w:val="28"/>
+          <w:lang w:val="en-US"/>
+        </w:rPr>
+        <w:t>c</w:t>
+      </w:r>
+      <w:r>
+        <w:rPr>
+          <w:rStyle w:val="a8"/>
+          <w:sz w:val="28"/>
+          <w:szCs w:val="28"/>
+          <w:lang w:val="en-US"/>
+        </w:rPr>
+        <w:t>o</w:t>
+      </w:r>
+      <w:r>
+        <w:rPr>
+          <w:rStyle w:val="a8"/>
+          <w:sz w:val="28"/>
+          <w:szCs w:val="28"/>
+          <w:lang w:val="en-US"/>
+        </w:rPr>
+        <w:t>m</w:t>
+      </w:r>
+      <w:r>
+        <w:rPr>
+          <w:rStyle w:val="a8"/>
+          <w:sz w:val="28"/>
+          <w:szCs w:val="28"/>
+          <w:lang w:val="ru-RU"/>
+        </w:rPr>
+        <w:t>/</w:t>
+      </w:r>
+      <w:proofErr w:type="spellStart"/>
+      <w:r>
+        <w:rPr>
+          <w:rStyle w:val="a8"/>
+          <w:sz w:val="28"/>
+          <w:szCs w:val="28"/>
+          <w:lang w:val="en-US"/>
+        </w:rPr>
+        <w:t>OleksandrTretiak</w:t>
+      </w:r>
+      <w:proofErr w:type="spellEnd"/>
+      <w:r>
+        <w:rPr>
+          <w:rStyle w:val="a8"/>
+          <w:sz w:val="28"/>
+          <w:szCs w:val="28"/>
+          <w:lang w:val="ru-RU"/>
+        </w:rPr>
+        <w:t>1/</w:t>
+      </w:r>
+      <w:r>
+        <w:rPr>
+          <w:rStyle w:val="a8"/>
+          <w:sz w:val="28"/>
+          <w:szCs w:val="28"/>
+          <w:lang w:val="en-US"/>
+        </w:rPr>
+        <w:t>Lab</w:t>
+      </w:r>
+      <w:r>
+        <w:rPr>
+          <w:rStyle w:val="a8"/>
+          <w:sz w:val="28"/>
+          <w:szCs w:val="28"/>
+          <w:lang w:val="ru-RU"/>
+        </w:rPr>
+        <w:t>1</w:t>
+      </w:r>
+      <w:r>
+        <w:rPr>
+          <w:sz w:val="28"/>
+          <w:szCs w:val="28"/>
+          <w:lang w:val="en-US"/>
+        </w:rPr>
+        <w:fldChar w:fldCharType="end"/>
+      </w:r>
     </w:p>
     <w:sectPr>
       <w:headerReference w:type="first" r:id="rId15"/>
@@ -1960,6 +2284,41 @@
       <w:lang w:eastAsia="uk-UA"/>
     </w:rPr>
   </w:style>
+  <w:style w:type="character" w:styleId="a8">
+    <w:name w:val="Hyperlink"/>
+    <w:basedOn w:val="a0"/>
+    <w:uiPriority w:val="99"/>
+    <w:unhideWhenUsed/>
+    <w:rsid w:val="00BF6C0A"/>
+    <w:rPr>
+      <w:color w:val="0563C1" w:themeColor="hyperlink"/>
+      <w:u w:val="single"/>
+    </w:rPr>
+  </w:style>
+  <w:style w:type="character" w:styleId="a9">
+    <w:name w:val="Unresolved Mention"/>
+    <w:basedOn w:val="a0"/>
+    <w:uiPriority w:val="99"/>
+    <w:semiHidden/>
+    <w:unhideWhenUsed/>
+    <w:rsid w:val="00BF6C0A"/>
+    <w:rPr>
+      <w:color w:val="605E5C"/>
+      <w:shd w:val="clear" w:color="auto" w:fill="E1DFDD"/>
+    </w:rPr>
+  </w:style>
+  <w:style w:type="character" w:styleId="aa">
+    <w:name w:val="FollowedHyperlink"/>
+    <w:basedOn w:val="a0"/>
+    <w:uiPriority w:val="99"/>
+    <w:semiHidden/>
+    <w:unhideWhenUsed/>
+    <w:rsid w:val="00BF6C0A"/>
+    <w:rPr>
+      <w:color w:val="954F72" w:themeColor="followedHyperlink"/>
+      <w:u w:val="single"/>
+    </w:rPr>
+  </w:style>
 </w:styles>
 </file>
 

--- a/Лабораторна робота 1 Звіт.docx
+++ b/Лабораторна робота 1 Звіт.docx
@@ -26,23 +26,7 @@
           <w:sz w:val="28"/>
           <w:szCs w:val="28"/>
         </w:rPr>
-        <w:t xml:space="preserve">Засоби створення </w:t>
-      </w:r>
-      <w:proofErr w:type="spellStart"/>
-      <w:r>
-        <w:rPr>
-          <w:sz w:val="28"/>
-          <w:szCs w:val="28"/>
-        </w:rPr>
-        <w:t>багатопоточних</w:t>
-      </w:r>
-      <w:proofErr w:type="spellEnd"/>
-      <w:r>
-        <w:rPr>
-          <w:sz w:val="28"/>
-          <w:szCs w:val="28"/>
-        </w:rPr>
-        <w:t xml:space="preserve"> програм.</w:t>
+        <w:t>Засоби створення багатопоточних програм.</w:t>
       </w:r>
     </w:p>
     <w:p>
@@ -110,87 +94,7 @@
           <w:sz w:val="28"/>
           <w:szCs w:val="28"/>
         </w:rPr>
-        <w:t xml:space="preserve">Переважна більшість сучасних версій більшості популярних мов програмування мають засоби для розробки </w:t>
-      </w:r>
-      <w:proofErr w:type="spellStart"/>
-      <w:r>
-        <w:rPr>
-          <w:sz w:val="28"/>
-          <w:szCs w:val="28"/>
-        </w:rPr>
-        <w:t>багатопоточних</w:t>
-      </w:r>
-      <w:proofErr w:type="spellEnd"/>
-      <w:r>
-        <w:rPr>
-          <w:sz w:val="28"/>
-          <w:szCs w:val="28"/>
-        </w:rPr>
-        <w:t xml:space="preserve"> (паралельних) програм. Ці засоби або відразу вбудовані в мову програмування (</w:t>
-      </w:r>
-      <w:proofErr w:type="spellStart"/>
-      <w:r>
-        <w:rPr>
-          <w:sz w:val="28"/>
-          <w:szCs w:val="28"/>
-        </w:rPr>
-        <w:t>Java</w:t>
-      </w:r>
-      <w:proofErr w:type="spellEnd"/>
-      <w:r>
-        <w:rPr>
-          <w:sz w:val="28"/>
-          <w:szCs w:val="28"/>
-        </w:rPr>
-        <w:t xml:space="preserve">, </w:t>
-      </w:r>
-      <w:proofErr w:type="spellStart"/>
-      <w:r>
-        <w:rPr>
-          <w:sz w:val="28"/>
-          <w:szCs w:val="28"/>
-        </w:rPr>
-        <w:t>Ada</w:t>
-      </w:r>
-      <w:proofErr w:type="spellEnd"/>
-      <w:r>
-        <w:rPr>
-          <w:sz w:val="28"/>
-          <w:szCs w:val="28"/>
-        </w:rPr>
-        <w:t xml:space="preserve">), або реалізовані за допомогою розширення бібліотеки оточення додатковими класами та/або методами (C++, C#, </w:t>
-      </w:r>
-      <w:proofErr w:type="spellStart"/>
-      <w:r>
-        <w:rPr>
-          <w:sz w:val="28"/>
-          <w:szCs w:val="28"/>
-        </w:rPr>
-        <w:t>Pascal</w:t>
-      </w:r>
-      <w:proofErr w:type="spellEnd"/>
-      <w:r>
-        <w:rPr>
-          <w:sz w:val="28"/>
-          <w:szCs w:val="28"/>
-        </w:rPr>
-        <w:t xml:space="preserve"> та </w:t>
-      </w:r>
-      <w:proofErr w:type="spellStart"/>
-      <w:r>
-        <w:rPr>
-          <w:sz w:val="28"/>
-          <w:szCs w:val="28"/>
-        </w:rPr>
-        <w:t>ін</w:t>
-      </w:r>
-      <w:proofErr w:type="spellEnd"/>
-      <w:r>
-        <w:rPr>
-          <w:sz w:val="28"/>
-          <w:szCs w:val="28"/>
-        </w:rPr>
-        <w:t>).</w:t>
+        <w:t>Переважна більшість сучасних версій більшості популярних мов програмування мають засоби для розробки багатопоточних (паралельних) програм. Ці засоби або відразу вбудовані в мову програмування (Java, Ada), або реалізовані за допомогою розширення бібліотеки оточення додатковими класами та/або методами (C++, C#, Pascal та ін).</w:t>
       </w:r>
     </w:p>
     <w:p>
@@ -209,151 +113,7 @@
           <w:sz w:val="28"/>
           <w:szCs w:val="28"/>
         </w:rPr>
-        <w:t xml:space="preserve">Так, у мові </w:t>
-      </w:r>
-      <w:proofErr w:type="spellStart"/>
-      <w:r>
-        <w:rPr>
-          <w:sz w:val="28"/>
-          <w:szCs w:val="28"/>
-        </w:rPr>
-        <w:t>Java</w:t>
-      </w:r>
-      <w:proofErr w:type="spellEnd"/>
-      <w:r>
-        <w:rPr>
-          <w:sz w:val="28"/>
-          <w:szCs w:val="28"/>
-        </w:rPr>
-        <w:t xml:space="preserve"> базовим для </w:t>
-      </w:r>
-      <w:proofErr w:type="spellStart"/>
-      <w:r>
-        <w:rPr>
-          <w:sz w:val="28"/>
-          <w:szCs w:val="28"/>
-        </w:rPr>
-        <w:t>розпаралелювання</w:t>
-      </w:r>
-      <w:proofErr w:type="spellEnd"/>
-      <w:r>
-        <w:rPr>
-          <w:sz w:val="28"/>
-          <w:szCs w:val="28"/>
-        </w:rPr>
-        <w:t xml:space="preserve"> є клас </w:t>
-      </w:r>
-      <w:proofErr w:type="spellStart"/>
-      <w:r>
-        <w:rPr>
-          <w:sz w:val="28"/>
-          <w:szCs w:val="28"/>
-        </w:rPr>
-        <w:t>Thread</w:t>
-      </w:r>
-      <w:proofErr w:type="spellEnd"/>
-      <w:r>
-        <w:rPr>
-          <w:sz w:val="28"/>
-          <w:szCs w:val="28"/>
-        </w:rPr>
-        <w:t xml:space="preserve">, нащадки якого можуть виконуватись у окремих потоках. Аналогічні класи були також додані у мови C++, C#, </w:t>
-      </w:r>
-      <w:proofErr w:type="spellStart"/>
-      <w:r>
-        <w:rPr>
-          <w:sz w:val="28"/>
-          <w:szCs w:val="28"/>
-        </w:rPr>
-        <w:t>Pascal</w:t>
-      </w:r>
-      <w:proofErr w:type="spellEnd"/>
-      <w:r>
-        <w:rPr>
-          <w:sz w:val="28"/>
-          <w:szCs w:val="28"/>
-        </w:rPr>
-        <w:t xml:space="preserve">. А от у мові програмування </w:t>
-      </w:r>
-      <w:proofErr w:type="spellStart"/>
-      <w:r>
-        <w:rPr>
-          <w:sz w:val="28"/>
-          <w:szCs w:val="28"/>
-        </w:rPr>
-        <w:t>Ada</w:t>
-      </w:r>
-      <w:proofErr w:type="spellEnd"/>
-      <w:r>
-        <w:rPr>
-          <w:sz w:val="28"/>
-          <w:szCs w:val="28"/>
-        </w:rPr>
-        <w:t xml:space="preserve"> для реалізації паралелізму використовуються окремі програмні структури – задачі (</w:t>
-      </w:r>
-      <w:proofErr w:type="spellStart"/>
-      <w:r>
-        <w:rPr>
-          <w:sz w:val="28"/>
-          <w:szCs w:val="28"/>
-        </w:rPr>
-        <w:t>task</w:t>
-      </w:r>
-      <w:proofErr w:type="spellEnd"/>
-      <w:r>
-        <w:rPr>
-          <w:sz w:val="28"/>
-          <w:szCs w:val="28"/>
-        </w:rPr>
-        <w:t xml:space="preserve">). Класи, схожі за способом організації </w:t>
-      </w:r>
-      <w:proofErr w:type="spellStart"/>
-      <w:r>
-        <w:rPr>
-          <w:sz w:val="28"/>
-          <w:szCs w:val="28"/>
-        </w:rPr>
-        <w:t>розпаралелювання</w:t>
-      </w:r>
-      <w:proofErr w:type="spellEnd"/>
-      <w:r>
-        <w:rPr>
-          <w:sz w:val="28"/>
-          <w:szCs w:val="28"/>
-        </w:rPr>
-        <w:t xml:space="preserve"> із задачами були додані у мову C#. Також у мови програмування C++, C#, </w:t>
-      </w:r>
-      <w:proofErr w:type="spellStart"/>
-      <w:r>
-        <w:rPr>
-          <w:sz w:val="28"/>
-          <w:szCs w:val="28"/>
-        </w:rPr>
-        <w:t>Pascal</w:t>
-      </w:r>
-      <w:proofErr w:type="spellEnd"/>
-      <w:r>
-        <w:rPr>
-          <w:sz w:val="28"/>
-          <w:szCs w:val="28"/>
-        </w:rPr>
-        <w:t xml:space="preserve"> були додані класи, які реалізують семафори, монітори і </w:t>
-      </w:r>
-      <w:proofErr w:type="spellStart"/>
-      <w:r>
-        <w:rPr>
-          <w:sz w:val="28"/>
-          <w:szCs w:val="28"/>
-        </w:rPr>
-        <w:t>мютекси</w:t>
-      </w:r>
-      <w:proofErr w:type="spellEnd"/>
-      <w:r>
-        <w:rPr>
-          <w:sz w:val="28"/>
-          <w:szCs w:val="28"/>
-        </w:rPr>
-        <w:t xml:space="preserve"> та інші засоби та примітиви, що має на меті полегшити розробку паралельних програм цими мовами.</w:t>
+        <w:t>Так, у мові Java базовим для розпаралелювання є клас Thread, нащадки якого можуть виконуватись у окремих потоках. Аналогічні класи були також додані у мови C++, C#, Pascal. А от у мові програмування Ada для реалізації паралелізму використовуються окремі програмні структури – задачі (task). Класи, схожі за способом організації розпаралелювання із задачами були додані у мову C#. Також у мови програмування C++, C#, Pascal були додані класи, які реалізують семафори, монітори і мютекси та інші засоби та примітиви, що має на меті полегшити розробку паралельних програм цими мовами.</w:t>
       </w:r>
     </w:p>
     <w:p>
@@ -384,7 +144,7 @@
           <w:bCs/>
           <w:sz w:val="28"/>
           <w:szCs w:val="28"/>
-          <w:lang w:val="en-US"/>
+          <w:lang w:val="ru-RU"/>
         </w:rPr>
         <w:t>:</w:t>
       </w:r>
@@ -468,9 +228,9 @@
           <w:szCs w:val="28"/>
         </w:rPr>
         <w:drawing>
-          <wp:inline distT="0" distB="0" distL="0" distR="0" wp14:anchorId="01AE2DC5" wp14:editId="4E445616">
-            <wp:extent cx="4515748" cy="2979420"/>
-            <wp:effectExtent l="0" t="0" r="0" b="0"/>
+          <wp:inline distT="0" distB="0" distL="0" distR="0" wp14:anchorId="7224C97E" wp14:editId="0BBA00B9">
+            <wp:extent cx="4604486" cy="3048000"/>
+            <wp:effectExtent l="0" t="0" r="5715" b="0"/>
             <wp:docPr id="1" name="Рисунок 1"/>
             <wp:cNvGraphicFramePr>
               <a:graphicFrameLocks xmlns:a="http://schemas.openxmlformats.org/drawingml/2006/main" noChangeAspect="1"/>
@@ -491,7 +251,7 @@
                   <pic:spPr>
                     <a:xfrm>
                       <a:off x="0" y="0"/>
-                      <a:ext cx="4547243" cy="3000200"/>
+                      <a:ext cx="4641299" cy="3072369"/>
                     </a:xfrm>
                     <a:prstGeom prst="rect">
                       <a:avLst/>
@@ -521,10 +281,10 @@
         </w:rPr>
         <w:lastRenderedPageBreak/>
         <w:drawing>
-          <wp:inline distT="0" distB="0" distL="0" distR="0" wp14:anchorId="1366205F" wp14:editId="28D52530">
-            <wp:extent cx="5577840" cy="2015731"/>
-            <wp:effectExtent l="0" t="0" r="3810" b="3810"/>
-            <wp:docPr id="2" name="Рисунок 2"/>
+          <wp:inline distT="0" distB="0" distL="0" distR="0" wp14:anchorId="79F9D5FA" wp14:editId="0092E1D8">
+            <wp:extent cx="4572638" cy="2438740"/>
+            <wp:effectExtent l="0" t="0" r="0" b="0"/>
+            <wp:docPr id="4" name="Рисунок 4"/>
             <wp:cNvGraphicFramePr>
               <a:graphicFrameLocks xmlns:a="http://schemas.openxmlformats.org/drawingml/2006/main" noChangeAspect="1"/>
             </wp:cNvGraphicFramePr>
@@ -544,7 +304,7 @@
                   <pic:spPr>
                     <a:xfrm>
                       <a:off x="0" y="0"/>
-                      <a:ext cx="5594686" cy="2021819"/>
+                      <a:ext cx="4572638" cy="2438740"/>
                     </a:xfrm>
                     <a:prstGeom prst="rect">
                       <a:avLst/>
@@ -596,14 +356,7 @@
           <w:sz w:val="28"/>
           <w:szCs w:val="28"/>
         </w:rPr>
-        <w:t xml:space="preserve"> використовуючи </w:t>
-      </w:r>
-      <w:r>
-        <w:rPr>
-          <w:sz w:val="28"/>
-          <w:szCs w:val="28"/>
-        </w:rPr>
-        <w:t>12 потоків</w:t>
+        <w:t xml:space="preserve"> використовуючи 12 потоків</w:t>
       </w:r>
     </w:p>
     <w:p>
@@ -622,10 +375,10 @@
           <w:szCs w:val="28"/>
         </w:rPr>
         <w:drawing>
-          <wp:inline distT="0" distB="0" distL="0" distR="0" wp14:anchorId="47221E7C" wp14:editId="3DE452E2">
-            <wp:extent cx="5314542" cy="3451860"/>
-            <wp:effectExtent l="0" t="0" r="635" b="0"/>
-            <wp:docPr id="3" name="Рисунок 3"/>
+          <wp:inline distT="0" distB="0" distL="0" distR="0" wp14:anchorId="11ABB8C8" wp14:editId="5E4E42EA">
+            <wp:extent cx="4594860" cy="3079290"/>
+            <wp:effectExtent l="0" t="0" r="0" b="6985"/>
+            <wp:docPr id="8" name="Рисунок 8"/>
             <wp:cNvGraphicFramePr>
               <a:graphicFrameLocks xmlns:a="http://schemas.openxmlformats.org/drawingml/2006/main" noChangeAspect="1"/>
             </wp:cNvGraphicFramePr>
@@ -645,7 +398,7 @@
                   <pic:spPr>
                     <a:xfrm>
                       <a:off x="0" y="0"/>
-                      <a:ext cx="5359510" cy="3481067"/>
+                      <a:ext cx="4624156" cy="3098923"/>
                     </a:xfrm>
                     <a:prstGeom prst="rect">
                       <a:avLst/>
@@ -674,10 +427,10 @@
           <w:szCs w:val="28"/>
         </w:rPr>
         <w:drawing>
-          <wp:inline distT="0" distB="0" distL="0" distR="0" wp14:anchorId="13C339FB" wp14:editId="52E7FA2E">
-            <wp:extent cx="5444575" cy="3101340"/>
-            <wp:effectExtent l="0" t="0" r="3810" b="3810"/>
-            <wp:docPr id="5" name="Рисунок 5"/>
+          <wp:inline distT="0" distB="0" distL="0" distR="0" wp14:anchorId="4A4E24FC" wp14:editId="7DDF4635">
+            <wp:extent cx="3993048" cy="3154680"/>
+            <wp:effectExtent l="0" t="0" r="7620" b="7620"/>
+            <wp:docPr id="11" name="Рисунок 11"/>
             <wp:cNvGraphicFramePr>
               <a:graphicFrameLocks xmlns:a="http://schemas.openxmlformats.org/drawingml/2006/main" noChangeAspect="1"/>
             </wp:cNvGraphicFramePr>
@@ -697,7 +450,7 @@
                   <pic:spPr>
                     <a:xfrm>
                       <a:off x="0" y="0"/>
-                      <a:ext cx="5465804" cy="3113433"/>
+                      <a:ext cx="4046293" cy="3196746"/>
                     </a:xfrm>
                     <a:prstGeom prst="rect">
                       <a:avLst/>
@@ -727,14 +480,7 @@
           <w:szCs w:val="28"/>
         </w:rPr>
         <w:lastRenderedPageBreak/>
-        <w:t>Реалізація завдання на мові</w:t>
-      </w:r>
-      <w:r>
-        <w:rPr>
-          <w:sz w:val="28"/>
-          <w:szCs w:val="28"/>
-        </w:rPr>
-        <w:t xml:space="preserve"> </w:t>
+        <w:t xml:space="preserve">Реалізація завдання на мові </w:t>
       </w:r>
       <w:r>
         <w:rPr>
@@ -768,10 +514,10 @@
           <w:szCs w:val="28"/>
         </w:rPr>
         <w:drawing>
-          <wp:inline distT="0" distB="0" distL="0" distR="0" wp14:anchorId="36B9D834" wp14:editId="0D9EBF23">
-            <wp:extent cx="4914900" cy="3283059"/>
-            <wp:effectExtent l="0" t="0" r="0" b="0"/>
-            <wp:docPr id="6" name="Рисунок 6"/>
+          <wp:inline distT="0" distB="0" distL="0" distR="0" wp14:anchorId="65DB8B71" wp14:editId="05E52E0D">
+            <wp:extent cx="4754880" cy="3085393"/>
+            <wp:effectExtent l="0" t="0" r="7620" b="1270"/>
+            <wp:docPr id="13" name="Рисунок 13"/>
             <wp:cNvGraphicFramePr>
               <a:graphicFrameLocks xmlns:a="http://schemas.openxmlformats.org/drawingml/2006/main" noChangeAspect="1"/>
             </wp:cNvGraphicFramePr>
@@ -791,7 +537,7 @@
                   <pic:spPr>
                     <a:xfrm>
                       <a:off x="0" y="0"/>
-                      <a:ext cx="4937839" cy="3298382"/>
+                      <a:ext cx="4797602" cy="3113115"/>
                     </a:xfrm>
                     <a:prstGeom prst="rect">
                       <a:avLst/>
@@ -820,10 +566,10 @@
           <w:szCs w:val="28"/>
         </w:rPr>
         <w:drawing>
-          <wp:inline distT="0" distB="0" distL="0" distR="0" wp14:anchorId="6D4A48B6" wp14:editId="30C446AB">
-            <wp:extent cx="4960620" cy="1892016"/>
+          <wp:inline distT="0" distB="0" distL="0" distR="0" wp14:anchorId="7086C628" wp14:editId="474EA501">
+            <wp:extent cx="4390930" cy="2118360"/>
             <wp:effectExtent l="0" t="0" r="0" b="0"/>
-            <wp:docPr id="7" name="Рисунок 7"/>
+            <wp:docPr id="14" name="Рисунок 14"/>
             <wp:cNvGraphicFramePr>
               <a:graphicFrameLocks xmlns:a="http://schemas.openxmlformats.org/drawingml/2006/main" noChangeAspect="1"/>
             </wp:cNvGraphicFramePr>
@@ -843,7 +589,7 @@
                   <pic:spPr>
                     <a:xfrm>
                       <a:off x="0" y="0"/>
-                      <a:ext cx="4996027" cy="1905521"/>
+                      <a:ext cx="4607893" cy="2223031"/>
                     </a:xfrm>
                     <a:prstGeom prst="rect">
                       <a:avLst/>
@@ -902,14 +648,7 @@
           <w:sz w:val="28"/>
           <w:szCs w:val="28"/>
         </w:rPr>
-        <w:t xml:space="preserve"> поток</w:t>
-      </w:r>
-      <w:r>
-        <w:rPr>
-          <w:sz w:val="28"/>
-          <w:szCs w:val="28"/>
-        </w:rPr>
-        <w:t>ів</w:t>
+        <w:t xml:space="preserve"> потоків</w:t>
       </w:r>
     </w:p>
     <w:p>
@@ -928,10 +667,10 @@
           <w:szCs w:val="28"/>
         </w:rPr>
         <w:drawing>
-          <wp:inline distT="0" distB="0" distL="0" distR="0" wp14:anchorId="029FE79B" wp14:editId="44877DD7">
-            <wp:extent cx="4831376" cy="3185160"/>
-            <wp:effectExtent l="0" t="0" r="7620" b="0"/>
-            <wp:docPr id="9" name="Рисунок 9"/>
+          <wp:inline distT="0" distB="0" distL="0" distR="0" wp14:anchorId="33AC0E2C" wp14:editId="750921F0">
+            <wp:extent cx="4791167" cy="3177540"/>
+            <wp:effectExtent l="0" t="0" r="9525" b="3810"/>
+            <wp:docPr id="15" name="Рисунок 15"/>
             <wp:cNvGraphicFramePr>
               <a:graphicFrameLocks xmlns:a="http://schemas.openxmlformats.org/drawingml/2006/main" noChangeAspect="1"/>
             </wp:cNvGraphicFramePr>
@@ -951,7 +690,7 @@
                   <pic:spPr>
                     <a:xfrm>
                       <a:off x="0" y="0"/>
-                      <a:ext cx="4858830" cy="3203259"/>
+                      <a:ext cx="4809858" cy="3189936"/>
                     </a:xfrm>
                     <a:prstGeom prst="rect">
                       <a:avLst/>
@@ -974,6 +713,7 @@
           <w:szCs w:val="28"/>
         </w:rPr>
       </w:pPr>
+      <w:bookmarkStart w:id="0" w:name="_GoBack"/>
       <w:r>
         <w:rPr>
           <w:sz w:val="28"/>
@@ -981,10 +721,10 @@
         </w:rPr>
         <w:lastRenderedPageBreak/>
         <w:drawing>
-          <wp:inline distT="0" distB="0" distL="0" distR="0" wp14:anchorId="592C4E6F" wp14:editId="5562FCCB">
-            <wp:extent cx="4671060" cy="3139080"/>
-            <wp:effectExtent l="0" t="0" r="0" b="4445"/>
-            <wp:docPr id="10" name="Рисунок 10"/>
+          <wp:inline distT="0" distB="0" distL="0" distR="0" wp14:anchorId="6BA9B175" wp14:editId="1F4407B5">
+            <wp:extent cx="3768798" cy="3406140"/>
+            <wp:effectExtent l="0" t="0" r="3175" b="3810"/>
+            <wp:docPr id="16" name="Рисунок 16"/>
             <wp:cNvGraphicFramePr>
               <a:graphicFrameLocks xmlns:a="http://schemas.openxmlformats.org/drawingml/2006/main" noChangeAspect="1"/>
             </wp:cNvGraphicFramePr>
@@ -1004,7 +744,7 @@
                   <pic:spPr>
                     <a:xfrm>
                       <a:off x="0" y="0"/>
-                      <a:ext cx="4685707" cy="3148923"/>
+                      <a:ext cx="3789122" cy="3424509"/>
                     </a:xfrm>
                     <a:prstGeom prst="rect">
                       <a:avLst/>
@@ -1016,6 +756,7 @@
           </wp:inline>
         </w:drawing>
       </w:r>
+      <w:bookmarkEnd w:id="0"/>
     </w:p>
     <w:p>
       <w:pPr>
@@ -1058,23 +799,7 @@
           <w:sz w:val="28"/>
           <w:szCs w:val="28"/>
         </w:rPr>
-        <w:t xml:space="preserve">Які програми називаються </w:t>
-      </w:r>
-      <w:proofErr w:type="spellStart"/>
-      <w:r>
-        <w:rPr>
-          <w:sz w:val="28"/>
-          <w:szCs w:val="28"/>
-        </w:rPr>
-        <w:t>багатопоточними</w:t>
-      </w:r>
-      <w:proofErr w:type="spellEnd"/>
-      <w:r>
-        <w:rPr>
-          <w:sz w:val="28"/>
-          <w:szCs w:val="28"/>
-        </w:rPr>
-        <w:t>?</w:t>
+        <w:t>Які програми називаються багатопоточними?</w:t>
       </w:r>
     </w:p>
     <w:p>
@@ -1096,39 +821,7 @@
           <w:sz w:val="28"/>
           <w:szCs w:val="28"/>
         </w:rPr>
-        <w:t xml:space="preserve">Які засоби організації </w:t>
-      </w:r>
-      <w:proofErr w:type="spellStart"/>
-      <w:r>
-        <w:rPr>
-          <w:sz w:val="28"/>
-          <w:szCs w:val="28"/>
-        </w:rPr>
-        <w:t>багатопоточних</w:t>
-      </w:r>
-      <w:proofErr w:type="spellEnd"/>
-      <w:r>
-        <w:rPr>
-          <w:sz w:val="28"/>
-          <w:szCs w:val="28"/>
-        </w:rPr>
-        <w:t xml:space="preserve"> програм є в мові програмування </w:t>
-      </w:r>
-      <w:proofErr w:type="spellStart"/>
-      <w:r>
-        <w:rPr>
-          <w:sz w:val="28"/>
-          <w:szCs w:val="28"/>
-        </w:rPr>
-        <w:t>Java</w:t>
-      </w:r>
-      <w:proofErr w:type="spellEnd"/>
-      <w:r>
-        <w:rPr>
-          <w:sz w:val="28"/>
-          <w:szCs w:val="28"/>
-        </w:rPr>
-        <w:t xml:space="preserve"> та як їх використовувати?</w:t>
+        <w:t>Які засоби організації багатопоточних програм є в мові програмування Java та як їх використовувати?</w:t>
       </w:r>
     </w:p>
     <w:p>
@@ -1150,23 +843,7 @@
           <w:sz w:val="28"/>
           <w:szCs w:val="28"/>
         </w:rPr>
-        <w:t xml:space="preserve">Які засоби організації </w:t>
-      </w:r>
-      <w:proofErr w:type="spellStart"/>
-      <w:r>
-        <w:rPr>
-          <w:sz w:val="28"/>
-          <w:szCs w:val="28"/>
-        </w:rPr>
-        <w:t>багатопоточних</w:t>
-      </w:r>
-      <w:proofErr w:type="spellEnd"/>
-      <w:r>
-        <w:rPr>
-          <w:sz w:val="28"/>
-          <w:szCs w:val="28"/>
-        </w:rPr>
-        <w:t xml:space="preserve"> програм є в мові програмування C# та як їх використовувати?</w:t>
+        <w:t>Які засоби організації багатопоточних програм є в мові програмування C# та як їх використовувати?</w:t>
       </w:r>
     </w:p>
     <w:p>
@@ -1188,39 +865,7 @@
           <w:sz w:val="28"/>
           <w:szCs w:val="28"/>
         </w:rPr>
-        <w:t xml:space="preserve">Які засоби організації </w:t>
-      </w:r>
-      <w:proofErr w:type="spellStart"/>
-      <w:r>
-        <w:rPr>
-          <w:sz w:val="28"/>
-          <w:szCs w:val="28"/>
-        </w:rPr>
-        <w:t>багатопоточних</w:t>
-      </w:r>
-      <w:proofErr w:type="spellEnd"/>
-      <w:r>
-        <w:rPr>
-          <w:sz w:val="28"/>
-          <w:szCs w:val="28"/>
-        </w:rPr>
-        <w:t xml:space="preserve"> програм є в мові програмування </w:t>
-      </w:r>
-      <w:proofErr w:type="spellStart"/>
-      <w:r>
-        <w:rPr>
-          <w:sz w:val="28"/>
-          <w:szCs w:val="28"/>
-        </w:rPr>
-        <w:t>Ada</w:t>
-      </w:r>
-      <w:proofErr w:type="spellEnd"/>
-      <w:r>
-        <w:rPr>
-          <w:sz w:val="28"/>
-          <w:szCs w:val="28"/>
-        </w:rPr>
-        <w:t xml:space="preserve"> та як їх використовувати?</w:t>
+        <w:t>Які засоби організації багатопоточних програм є в мові програмування Ada та як їх використовувати?</w:t>
       </w:r>
     </w:p>
     <w:p>
@@ -1234,7 +879,6 @@
           <w:lang w:val="ru-RU"/>
         </w:rPr>
       </w:pPr>
-      <w:bookmarkStart w:id="0" w:name="_GoBack"/>
       <w:r>
         <w:rPr>
           <w:b/>
@@ -1251,48 +895,18 @@
           <w:sz w:val="28"/>
           <w:szCs w:val="28"/>
         </w:rPr>
-        <w:t xml:space="preserve">на </w:t>
-      </w:r>
-      <w:proofErr w:type="spellStart"/>
+        <w:t>на Git-репозиторій</w:t>
+      </w:r>
       <w:r>
         <w:rPr>
           <w:b/>
           <w:bCs/>
           <w:sz w:val="28"/>
           <w:szCs w:val="28"/>
-        </w:rPr>
-        <w:t>Git</w:t>
-      </w:r>
-      <w:proofErr w:type="spellEnd"/>
-      <w:r>
-        <w:rPr>
-          <w:b/>
-          <w:bCs/>
-          <w:sz w:val="28"/>
-          <w:szCs w:val="28"/>
-        </w:rPr>
-        <w:t>-репозиторі</w:t>
-      </w:r>
-      <w:r>
-        <w:rPr>
-          <w:b/>
-          <w:bCs/>
-          <w:sz w:val="28"/>
-          <w:szCs w:val="28"/>
-        </w:rPr>
-        <w:t>й</w:t>
-      </w:r>
-      <w:r>
-        <w:rPr>
-          <w:b/>
-          <w:bCs/>
-          <w:sz w:val="28"/>
-          <w:szCs w:val="28"/>
           <w:lang w:val="ru-RU"/>
         </w:rPr>
         <w:t>:</w:t>
       </w:r>
-      <w:bookmarkEnd w:id="0"/>
       <w:r>
         <w:rPr>
           <w:sz w:val="28"/>
@@ -1301,256 +915,101 @@
         </w:rPr>
         <w:t xml:space="preserve"> </w:t>
       </w:r>
-      <w:r>
-        <w:rPr>
-          <w:sz w:val="28"/>
-          <w:szCs w:val="28"/>
-          <w:lang w:val="en-US"/>
-        </w:rPr>
-        <w:fldChar w:fldCharType="begin"/>
-      </w:r>
-      <w:r>
-        <w:rPr>
-          <w:sz w:val="28"/>
-          <w:szCs w:val="28"/>
-          <w:lang w:val="ru-RU"/>
-        </w:rPr>
-        <w:instrText xml:space="preserve"> </w:instrText>
-      </w:r>
-      <w:r>
-        <w:rPr>
-          <w:sz w:val="28"/>
-          <w:szCs w:val="28"/>
-          <w:lang w:val="en-US"/>
-        </w:rPr>
-        <w:instrText>HYPERLINK</w:instrText>
-      </w:r>
-      <w:r>
-        <w:rPr>
-          <w:sz w:val="28"/>
-          <w:szCs w:val="28"/>
-          <w:lang w:val="ru-RU"/>
-        </w:rPr>
-        <w:instrText xml:space="preserve"> "</w:instrText>
-      </w:r>
-      <w:r>
-        <w:rPr>
-          <w:sz w:val="28"/>
-          <w:szCs w:val="28"/>
-          <w:lang w:val="en-US"/>
-        </w:rPr>
-        <w:instrText>https</w:instrText>
-      </w:r>
-      <w:r>
-        <w:rPr>
-          <w:sz w:val="28"/>
-          <w:szCs w:val="28"/>
-          <w:lang w:val="ru-RU"/>
-        </w:rPr>
-        <w:instrText>://</w:instrText>
-      </w:r>
-      <w:r>
-        <w:rPr>
-          <w:sz w:val="28"/>
-          <w:szCs w:val="28"/>
-          <w:lang w:val="en-US"/>
-        </w:rPr>
-        <w:instrText>github</w:instrText>
-      </w:r>
-      <w:r>
-        <w:rPr>
-          <w:sz w:val="28"/>
-          <w:szCs w:val="28"/>
-          <w:lang w:val="ru-RU"/>
-        </w:rPr>
-        <w:instrText>.</w:instrText>
-      </w:r>
-      <w:r>
-        <w:rPr>
-          <w:sz w:val="28"/>
-          <w:szCs w:val="28"/>
-          <w:lang w:val="en-US"/>
-        </w:rPr>
-        <w:instrText>com</w:instrText>
-      </w:r>
-      <w:r>
-        <w:rPr>
-          <w:sz w:val="28"/>
-          <w:szCs w:val="28"/>
-          <w:lang w:val="ru-RU"/>
-        </w:rPr>
-        <w:instrText>/</w:instrText>
-      </w:r>
-      <w:r>
-        <w:rPr>
-          <w:sz w:val="28"/>
-          <w:szCs w:val="28"/>
-          <w:lang w:val="en-US"/>
-        </w:rPr>
-        <w:instrText>OleksandrTretiak</w:instrText>
-      </w:r>
-      <w:r>
-        <w:rPr>
-          <w:sz w:val="28"/>
-          <w:szCs w:val="28"/>
-          <w:lang w:val="ru-RU"/>
-        </w:rPr>
-        <w:instrText>1/</w:instrText>
-      </w:r>
-      <w:r>
-        <w:rPr>
-          <w:sz w:val="28"/>
-          <w:szCs w:val="28"/>
-          <w:lang w:val="en-US"/>
-        </w:rPr>
-        <w:instrText>Lab</w:instrText>
-      </w:r>
-      <w:r>
-        <w:rPr>
-          <w:sz w:val="28"/>
-          <w:szCs w:val="28"/>
-          <w:lang w:val="ru-RU"/>
-        </w:rPr>
-        <w:instrText xml:space="preserve">1" </w:instrText>
-      </w:r>
-      <w:r>
-        <w:rPr>
-          <w:sz w:val="28"/>
-          <w:szCs w:val="28"/>
-          <w:lang w:val="en-US"/>
-        </w:rPr>
-      </w:r>
-      <w:r>
-        <w:rPr>
-          <w:sz w:val="28"/>
-          <w:szCs w:val="28"/>
-          <w:lang w:val="en-US"/>
-        </w:rPr>
-        <w:fldChar w:fldCharType="separate"/>
-      </w:r>
-      <w:r>
-        <w:rPr>
-          <w:rStyle w:val="a8"/>
-          <w:sz w:val="28"/>
-          <w:szCs w:val="28"/>
-          <w:lang w:val="en-US"/>
-        </w:rPr>
-        <w:t>https</w:t>
-      </w:r>
-      <w:r>
-        <w:rPr>
-          <w:rStyle w:val="a8"/>
-          <w:sz w:val="28"/>
-          <w:szCs w:val="28"/>
-          <w:lang w:val="ru-RU"/>
-        </w:rPr>
-        <w:t>://</w:t>
-      </w:r>
-      <w:proofErr w:type="spellStart"/>
-      <w:r>
-        <w:rPr>
-          <w:rStyle w:val="a8"/>
-          <w:sz w:val="28"/>
-          <w:szCs w:val="28"/>
-          <w:lang w:val="en-US"/>
-        </w:rPr>
-        <w:t>github</w:t>
-      </w:r>
-      <w:proofErr w:type="spellEnd"/>
-      <w:r>
-        <w:rPr>
-          <w:rStyle w:val="a8"/>
-          <w:sz w:val="28"/>
-          <w:szCs w:val="28"/>
-          <w:lang w:val="ru-RU"/>
-        </w:rPr>
-        <w:t>.</w:t>
-      </w:r>
-      <w:r>
-        <w:rPr>
-          <w:rStyle w:val="a8"/>
-          <w:sz w:val="28"/>
-          <w:szCs w:val="28"/>
-          <w:lang w:val="en-US"/>
-        </w:rPr>
-        <w:t>c</w:t>
-      </w:r>
-      <w:r>
-        <w:rPr>
-          <w:rStyle w:val="a8"/>
-          <w:sz w:val="28"/>
-          <w:szCs w:val="28"/>
-          <w:lang w:val="en-US"/>
-        </w:rPr>
-        <w:t>o</w:t>
-      </w:r>
-      <w:r>
-        <w:rPr>
-          <w:rStyle w:val="a8"/>
-          <w:sz w:val="28"/>
-          <w:szCs w:val="28"/>
-          <w:lang w:val="en-US"/>
-        </w:rPr>
-        <w:t>m</w:t>
-      </w:r>
-      <w:r>
-        <w:rPr>
-          <w:rStyle w:val="a8"/>
-          <w:sz w:val="28"/>
-          <w:szCs w:val="28"/>
-          <w:lang w:val="ru-RU"/>
-        </w:rPr>
-        <w:t>/</w:t>
-      </w:r>
-      <w:proofErr w:type="spellStart"/>
-      <w:r>
-        <w:rPr>
-          <w:rStyle w:val="a8"/>
-          <w:sz w:val="28"/>
-          <w:szCs w:val="28"/>
-          <w:lang w:val="en-US"/>
-        </w:rPr>
-        <w:t>OleksandrTretiak</w:t>
-      </w:r>
-      <w:proofErr w:type="spellEnd"/>
-      <w:r>
-        <w:rPr>
-          <w:rStyle w:val="a8"/>
-          <w:sz w:val="28"/>
-          <w:szCs w:val="28"/>
-          <w:lang w:val="ru-RU"/>
-        </w:rPr>
-        <w:t>1/</w:t>
-      </w:r>
-      <w:r>
-        <w:rPr>
-          <w:rStyle w:val="a8"/>
-          <w:sz w:val="28"/>
-          <w:szCs w:val="28"/>
-          <w:lang w:val="en-US"/>
-        </w:rPr>
-        <w:t>Lab</w:t>
-      </w:r>
-      <w:r>
-        <w:rPr>
-          <w:rStyle w:val="a8"/>
-          <w:sz w:val="28"/>
-          <w:szCs w:val="28"/>
-          <w:lang w:val="ru-RU"/>
-        </w:rPr>
-        <w:t>1</w:t>
-      </w:r>
-      <w:r>
-        <w:rPr>
-          <w:sz w:val="28"/>
-          <w:szCs w:val="28"/>
-          <w:lang w:val="en-US"/>
-        </w:rPr>
-        <w:fldChar w:fldCharType="end"/>
-      </w:r>
+      <w:hyperlink r:id="rId15" w:history="1">
+        <w:r>
+          <w:rPr>
+            <w:rStyle w:val="a8"/>
+            <w:sz w:val="28"/>
+            <w:szCs w:val="28"/>
+            <w:lang w:val="en-US"/>
+          </w:rPr>
+          <w:t>https</w:t>
+        </w:r>
+        <w:r>
+          <w:rPr>
+            <w:rStyle w:val="a8"/>
+            <w:sz w:val="28"/>
+            <w:szCs w:val="28"/>
+            <w:lang w:val="ru-RU"/>
+          </w:rPr>
+          <w:t>://</w:t>
+        </w:r>
+        <w:r>
+          <w:rPr>
+            <w:rStyle w:val="a8"/>
+            <w:sz w:val="28"/>
+            <w:szCs w:val="28"/>
+            <w:lang w:val="en-US"/>
+          </w:rPr>
+          <w:t>github</w:t>
+        </w:r>
+        <w:r>
+          <w:rPr>
+            <w:rStyle w:val="a8"/>
+            <w:sz w:val="28"/>
+            <w:szCs w:val="28"/>
+            <w:lang w:val="ru-RU"/>
+          </w:rPr>
+          <w:t>.</w:t>
+        </w:r>
+        <w:r>
+          <w:rPr>
+            <w:rStyle w:val="a8"/>
+            <w:sz w:val="28"/>
+            <w:szCs w:val="28"/>
+            <w:lang w:val="en-US"/>
+          </w:rPr>
+          <w:t>com</w:t>
+        </w:r>
+        <w:r>
+          <w:rPr>
+            <w:rStyle w:val="a8"/>
+            <w:sz w:val="28"/>
+            <w:szCs w:val="28"/>
+            <w:lang w:val="ru-RU"/>
+          </w:rPr>
+          <w:t>/</w:t>
+        </w:r>
+        <w:r>
+          <w:rPr>
+            <w:rStyle w:val="a8"/>
+            <w:sz w:val="28"/>
+            <w:szCs w:val="28"/>
+            <w:lang w:val="en-US"/>
+          </w:rPr>
+          <w:t>OleksandrTretiak</w:t>
+        </w:r>
+        <w:r>
+          <w:rPr>
+            <w:rStyle w:val="a8"/>
+            <w:sz w:val="28"/>
+            <w:szCs w:val="28"/>
+            <w:lang w:val="ru-RU"/>
+          </w:rPr>
+          <w:t>1/</w:t>
+        </w:r>
+        <w:r>
+          <w:rPr>
+            <w:rStyle w:val="a8"/>
+            <w:sz w:val="28"/>
+            <w:szCs w:val="28"/>
+            <w:lang w:val="en-US"/>
+          </w:rPr>
+          <w:t>Lab</w:t>
+        </w:r>
+        <w:r>
+          <w:rPr>
+            <w:rStyle w:val="a8"/>
+            <w:sz w:val="28"/>
+            <w:szCs w:val="28"/>
+            <w:lang w:val="ru-RU"/>
+          </w:rPr>
+          <w:t>1</w:t>
+        </w:r>
+      </w:hyperlink>
     </w:p>
     <w:sectPr>
-      <w:headerReference w:type="first" r:id="rId15"/>
+      <w:headerReference w:type="first" r:id="rId16"/>
       <w:pgSz w:w="11906" w:h="16838"/>
       <w:pgMar w:top="1134" w:right="1134" w:bottom="1134" w:left="1134" w:header="708" w:footer="708" w:gutter="0"/>
       <w:cols w:space="708"/>
@@ -2201,6 +1660,7 @@
   <w:style w:type="character" w:default="1" w:styleId="a0">
     <w:name w:val="Default Paragraph Font"/>
     <w:uiPriority w:val="1"/>
+    <w:semiHidden/>
     <w:unhideWhenUsed/>
   </w:style>
   <w:style w:type="table" w:default="1" w:styleId="a1">
